--- a/docs/promo/BempDiff-产品介绍.docx
+++ b/docs/promo/BempDiff-产品介绍.docx
@@ -2752,23 +2752,57 @@
     </w:p>
     <w:p>
       <w:pPr>
-        <w:spacing w:before="120" w:after="200"/>
+        <w:spacing w:before="120"/>
         <w:jc w:val="center"/>
-        <w:pBdr>
-          <w:top w:val="dashed" w:sz="8" w:color="9CA3AF"/>
-          <w:left w:val="dashed" w:sz="8" w:color="9CA3AF"/>
-          <w:bottom w:val="dashed" w:sz="8" w:color="9CA3AF"/>
-          <w:right w:val="dashed" w:sz="8" w:color="9CA3AF"/>
-        </w:pBdr>
+      </w:pPr>
+      <w:r>
+        <w:drawing>
+          <wp:inline xmlns:a="http://schemas.openxmlformats.org/drawingml/2006/main" xmlns:pic="http://schemas.openxmlformats.org/drawingml/2006/picture">
+            <wp:extent cx="5616000" cy="3706560"/>
+            <wp:docPr id="13" name="Picture 13"/>
+            <wp:cNvGraphicFramePr>
+              <a:graphicFrameLocks noChangeAspect="1"/>
+            </wp:cNvGraphicFramePr>
+            <a:graphic>
+              <a:graphicData uri="http://schemas.openxmlformats.org/drawingml/2006/picture">
+                <pic:pic>
+                  <pic:nvPicPr>
+                    <pic:cNvPr id="0" name="s11_config.png"/>
+                    <pic:cNvPicPr/>
+                  </pic:nvPicPr>
+                  <pic:blipFill>
+                    <a:blip r:embed="rId22"/>
+                    <a:stretch>
+                      <a:fillRect/>
+                    </a:stretch>
+                  </pic:blipFill>
+                  <pic:spPr>
+                    <a:xfrm>
+                      <a:off x="0" y="0"/>
+                      <a:ext cx="5616000" cy="3706560"/>
+                    </a:xfrm>
+                    <a:prstGeom prst="rect"/>
+                  </pic:spPr>
+                </pic:pic>
+              </a:graphicData>
+            </a:graphic>
+          </wp:inline>
+        </w:drawing>
+      </w:r>
+    </w:p>
+    <w:p>
+      <w:pPr>
+        <w:spacing w:after="200"/>
+        <w:jc w:val="center"/>
       </w:pPr>
       <w:r>
         <w:rPr>
           <w:rFonts w:ascii="等线" w:hAnsi="等线" w:eastAsia="等线"/>
-          <w:b/>
+          <w:i/>
           <w:color w:val="6B7280"/>
-          <w:sz w:val="19"/>
+          <w:sz w:val="17"/>
         </w:rPr>
-        <w:t>【此处插入功能截图：配置中心（模型与密钥、解析与导出、差异树过滤、界面与高级）】</w:t>
+        <w:t>图 12  配置中心：模型与密钥、解析与导出、差异树过滤、界面与高级——所有配置在界面完成，API Key 掩码显示且默认不落盘</w:t>
       </w:r>
     </w:p>
     <w:p>

--- a/docs/promo/BempDiff-产品介绍.docx
+++ b/docs/promo/BempDiff-产品介绍.docx
@@ -899,23 +899,57 @@
     </w:p>
     <w:p>
       <w:pPr>
-        <w:spacing w:before="120" w:after="200"/>
+        <w:spacing w:before="120"/>
         <w:jc w:val="center"/>
-        <w:pBdr>
-          <w:top w:val="dashed" w:sz="8" w:color="9CA3AF"/>
-          <w:left w:val="dashed" w:sz="8" w:color="9CA3AF"/>
-          <w:bottom w:val="dashed" w:sz="8" w:color="9CA3AF"/>
-          <w:right w:val="dashed" w:sz="8" w:color="9CA3AF"/>
-        </w:pBdr>
+      </w:pPr>
+      <w:r>
+        <w:drawing>
+          <wp:inline xmlns:a="http://schemas.openxmlformats.org/drawingml/2006/main" xmlns:pic="http://schemas.openxmlformats.org/drawingml/2006/picture">
+            <wp:extent cx="5400000" cy="5892341"/>
+            <wp:docPr id="9" name="Picture 9"/>
+            <wp:cNvGraphicFramePr>
+              <a:graphicFrameLocks noChangeAspect="1"/>
+            </wp:cNvGraphicFramePr>
+            <a:graphic>
+              <a:graphicData uri="http://schemas.openxmlformats.org/drawingml/2006/picture">
+                <pic:pic>
+                  <pic:nvPicPr>
+                    <pic:cNvPr id="0" name="s7d_ai_answer.png"/>
+                    <pic:cNvPicPr/>
+                  </pic:nvPicPr>
+                  <pic:blipFill>
+                    <a:blip r:embed="rId18"/>
+                    <a:stretch>
+                      <a:fillRect/>
+                    </a:stretch>
+                  </pic:blipFill>
+                  <pic:spPr>
+                    <a:xfrm>
+                      <a:off x="0" y="0"/>
+                      <a:ext cx="5400000" cy="5892341"/>
+                    </a:xfrm>
+                    <a:prstGeom prst="rect"/>
+                  </pic:spPr>
+                </pic:pic>
+              </a:graphicData>
+            </a:graphic>
+          </wp:inline>
+        </w:drawing>
+      </w:r>
+    </w:p>
+    <w:p>
+      <w:pPr>
+        <w:spacing w:after="200"/>
+        <w:jc w:val="center"/>
       </w:pPr>
       <w:r>
         <w:rPr>
           <w:rFonts w:ascii="等线" w:hAnsi="等线" w:eastAsia="等线"/>
-          <w:b/>
+          <w:i/>
           <w:color w:val="6B7280"/>
-          <w:sz w:val="19"/>
+          <w:sz w:val="17"/>
         </w:rPr>
-        <w:t>【此处插入功能截图：图 7　AI 分析结果正文：控制台流式输出的风险概览、破坏性提示与测试要点（需在配置中心填入大模型 API Key 后补拍真实输出）】</w:t>
+        <w:t>图 7  AI 分析结果正文：整体风险等级、影响范围、测试主题与逐文件风险初评均由大模型实时生成（示例为 demo_v1.war ↔ demo_v2.war 的真实调用结果）</w:t>
       </w:r>
     </w:p>
     <w:p>
@@ -948,7 +982,7 @@
         <w:drawing>
           <wp:inline xmlns:a="http://schemas.openxmlformats.org/drawingml/2006/main" xmlns:pic="http://schemas.openxmlformats.org/drawingml/2006/picture">
             <wp:extent cx="5616000" cy="3276000"/>
-            <wp:docPr id="9" name="Picture 9"/>
+            <wp:docPr id="10" name="Picture 10"/>
             <wp:cNvGraphicFramePr>
               <a:graphicFrameLocks noChangeAspect="1"/>
             </wp:cNvGraphicFramePr>
@@ -960,7 +994,7 @@
                     <pic:cNvPicPr/>
                   </pic:nvPicPr>
                   <pic:blipFill>
-                    <a:blip r:embed="rId18"/>
+                    <a:blip r:embed="rId19"/>
                     <a:stretch>
                       <a:fillRect/>
                     </a:stretch>
@@ -1125,7 +1159,7 @@
         <w:drawing>
           <wp:inline xmlns:a="http://schemas.openxmlformats.org/drawingml/2006/main" xmlns:pic="http://schemas.openxmlformats.org/drawingml/2006/picture">
             <wp:extent cx="5616000" cy="3276000"/>
-            <wp:docPr id="10" name="Picture 10"/>
+            <wp:docPr id="11" name="Picture 11"/>
             <wp:cNvGraphicFramePr>
               <a:graphicFrameLocks noChangeAspect="1"/>
             </wp:cNvGraphicFramePr>
@@ -1137,7 +1171,7 @@
                     <pic:cNvPicPr/>
                   </pic:nvPicPr>
                   <pic:blipFill>
-                    <a:blip r:embed="rId19"/>
+                    <a:blip r:embed="rId20"/>
                     <a:stretch>
                       <a:fillRect/>
                     </a:stretch>
@@ -1180,7 +1214,7 @@
         <w:drawing>
           <wp:inline xmlns:a="http://schemas.openxmlformats.org/drawingml/2006/main" xmlns:pic="http://schemas.openxmlformats.org/drawingml/2006/picture">
             <wp:extent cx="5616000" cy="3276000"/>
-            <wp:docPr id="11" name="Picture 11"/>
+            <wp:docPr id="12" name="Picture 12"/>
             <wp:cNvGraphicFramePr>
               <a:graphicFrameLocks noChangeAspect="1"/>
             </wp:cNvGraphicFramePr>
@@ -1192,7 +1226,7 @@
                     <pic:cNvPicPr/>
                   </pic:nvPicPr>
                   <pic:blipFill>
-                    <a:blip r:embed="rId20"/>
+                    <a:blip r:embed="rId21"/>
                     <a:stretch>
                       <a:fillRect/>
                     </a:stretch>
@@ -1304,7 +1338,7 @@
         <w:drawing>
           <wp:inline xmlns:a="http://schemas.openxmlformats.org/drawingml/2006/main" xmlns:pic="http://schemas.openxmlformats.org/drawingml/2006/picture">
             <wp:extent cx="5616000" cy="3276000"/>
-            <wp:docPr id="12" name="Picture 12"/>
+            <wp:docPr id="13" name="Picture 13"/>
             <wp:cNvGraphicFramePr>
               <a:graphicFrameLocks noChangeAspect="1"/>
             </wp:cNvGraphicFramePr>
@@ -1316,7 +1350,7 @@
                     <pic:cNvPicPr/>
                   </pic:nvPicPr>
                   <pic:blipFill>
-                    <a:blip r:embed="rId21"/>
+                    <a:blip r:embed="rId22"/>
                     <a:stretch>
                       <a:fillRect/>
                     </a:stretch>
@@ -2759,7 +2793,7 @@
         <w:drawing>
           <wp:inline xmlns:a="http://schemas.openxmlformats.org/drawingml/2006/main" xmlns:pic="http://schemas.openxmlformats.org/drawingml/2006/picture">
             <wp:extent cx="5616000" cy="3706560"/>
-            <wp:docPr id="13" name="Picture 13"/>
+            <wp:docPr id="14" name="Picture 14"/>
             <wp:cNvGraphicFramePr>
               <a:graphicFrameLocks noChangeAspect="1"/>
             </wp:cNvGraphicFramePr>
@@ -2771,7 +2805,7 @@
                     <pic:cNvPicPr/>
                   </pic:nvPicPr>
                   <pic:blipFill>
-                    <a:blip r:embed="rId22"/>
+                    <a:blip r:embed="rId23"/>
                     <a:stretch>
                       <a:fillRect/>
                     </a:stretch>
